--- a/facilitator-guide-pre-mortem.docx
+++ b/facilitator-guide-pre-mortem.docx
@@ -928,6 +928,127 @@
       </w:r>
       <w:r>
         <w:t xml:space="preserve"> after every iteration. Inside the project, teams use the lifecycle tools (Team Charter, Prioritisation, Sprint Planning and Review) and the break-down tools.</w:t>
+      </w:r>
+    </w:p>
+    <w:p>
+      <w:pPr>
+        <w:pStyle w:val="Heading1"/>
+      </w:pPr>
+      <w:r>
+        <w:t xml:space="preserve">Recreate it in your whiteboard</w:t>
+      </w:r>
+    </w:p>
+    <w:p>
+      <w:pPr>
+        <w:pStyle w:val="Small"/>
+      </w:pPr>
+      <w:r>
+        <w:t xml:space="preserve">Paste this into your whiteboard's AI assistant (for example Miro AI or Atlassian Rovo) or a general assistant, to get an editable, native version of the board. Results vary by tool, so expect to tidy it up. For an exact copy, import the SVG as a locked background instead.</w:t>
+      </w:r>
+    </w:p>
+    <w:p>
+      <w:r>
+        <w:t xml:space="preserve">Create an editable whiteboard for “Pre-mortem”, a workshop board.</w:t>
+      </w:r>
+    </w:p>
+    <w:p>
+      <w:r>
+        <w:t xml:space="preserve">Purpose: Imagine the work has already failed, explain why, then act now to prevent the most likely causes.</w:t>
+      </w:r>
+    </w:p>
+    <w:p>
+      <w:r>
+        <w:t xml:space="preserve">Layout: a wide landscape board (about 16:11). Make one frame per section below, placed as described. In each frame, add the section name as a heading, then its content as short text labels or empty fields to fill in. Leave space in each frame for sticky notes. Use the header colour given. Keep the wording as written and don't add extra content.</w:t>
+      </w:r>
+    </w:p>
+    <w:p>
+      <w:r>
+        <w:t xml:space="preserve">Key: Pink Sticky = Why it failed · Dot = Vote (3 per person)</w:t>
+      </w:r>
+    </w:p>
+    <w:p>
+      <w:r>
+        <w:t xml:space="preserve">Sections:</w:t>
+      </w:r>
+    </w:p>
+    <w:p>
+      <w:r>
+        <w:t xml:space="preserve">1. The Scenario: top full width, about 100% wide and 20% tall; header colour purple.</w:t>
+      </w:r>
+    </w:p>
+    <w:p>
+      <w:r>
+        <w:t xml:space="preserve">   Subtitle: Read it aloud · speak as if it has already happened</w:t>
+      </w:r>
+    </w:p>
+    <w:p>
+      <w:r>
+        <w:t xml:space="preserve">   Content: It's · and this has failed badly. What went wrong? · Project, plan or release: · Failure looks like:</w:t>
+      </w:r>
+    </w:p>
+    <w:p>
+      <w:r>
+        <w:t xml:space="preserve">2. Why It Failed: middle left, about 65% wide and 45% tall; header colour red.</w:t>
+      </w:r>
+    </w:p>
+    <w:p>
+      <w:r>
+        <w:t xml:space="preserve">   Subtitle: Silent writing first · one reason per sticky</w:t>
+      </w:r>
+    </w:p>
+    <w:p>
+      <w:r>
+        <w:t xml:space="preserve">   Content: Everyone writes alone for 5 minutes, in the past tense: “We lost our key supplier” · Think wide: people, tech, customers, money, dependencies, decisions · Pink stickies, clustered by theme</w:t>
+      </w:r>
+    </w:p>
+    <w:p>
+      <w:r>
+        <w:t xml:space="preserve">3. Top Risks: middle right, about 35% wide and 45% tall; header colour orange.</w:t>
+      </w:r>
+    </w:p>
+    <w:p>
+      <w:r>
+        <w:t xml:space="preserve">   Subtitle: After dot voting</w:t>
+      </w:r>
+    </w:p>
+    <w:p>
+      <w:r>
+        <w:t xml:space="preserve">   Content: # · Reason: · Likely: · Impact: · Votes:</w:t>
+      </w:r>
+    </w:p>
+    <w:p>
+      <w:r>
+        <w:t xml:space="preserve">4. Prevent or Detect: bottom left, about 65% wide and 35% tall; header colour dark green.</w:t>
+      </w:r>
+    </w:p>
+    <w:p>
+      <w:r>
+        <w:t xml:space="preserve">   Subtitle: For each top risk</w:t>
+      </w:r>
+    </w:p>
+    <w:p>
+      <w:r>
+        <w:t xml:space="preserve">   Content: Top risk: · We'll prevent it by…: · Early warning sign: · Owner:</w:t>
+      </w:r>
+    </w:p>
+    <w:p>
+      <w:r>
+        <w:t xml:space="preserve">5. Next Steps: bottom right, about 35% wide and 35% tall; header colour emerald green.</w:t>
+      </w:r>
+    </w:p>
+    <w:p>
+      <w:r>
+        <w:t xml:space="preserve">   Content: Top risks added to the RAID Log · Prevention actions added to the backlog · Warning signs visible on the team board · Plan or scope changed where needed · Re-run before the next big milestone · Review these risks on:</w:t>
+      </w:r>
+    </w:p>
+    <w:p>
+      <w:r>
+        <w:t xml:space="preserve">Footer questions: “It's six months from now and this has failed. What happened?” “Which of these are we quietly hoping won't happen?”</w:t>
+      </w:r>
+    </w:p>
+    <w:p>
+      <w:r>
+        <w:t xml:space="preserve">Original board for reference: https://eparker71.github.io/agile-ways-of-working/pre-mortem-board.html</w:t>
       </w:r>
     </w:p>
     <w:p>

--- a/facilitator-guide-pre-mortem.docx
+++ b/facilitator-guide-pre-mortem.docx
@@ -229,7 +229,7 @@
         </w:numPr>
       </w:pPr>
       <w:r>
-        <w:t xml:space="preserve">Print the board at A3, or load the SVG as a digital background</w:t>
+        <w:t xml:space="preserve">Print the board at A3 or 11×17, or load the SVG as a digital background</w:t>
       </w:r>
     </w:p>
     <w:p>
